--- a/resume/PradeepSingh_Bisht_CV.docx
+++ b/resume/PradeepSingh_Bisht_CV.docx
@@ -100,7 +100,29 @@
           <w:sz w:val="15"/>
           <w:szCs w:val="15"/>
         </w:rPr>
-        <w:t xml:space="preserve"> | Portfolio |</w:t>
+        <w:t xml:space="preserve"> | </w:t>
+      </w:r>
+      <w:hyperlink r:id="rId5" w:history="1">
+        <w:r>
+          <w:rPr>
+            <w:rStyle w:val="Hyperlink"/>
+            <w:rFonts w:ascii="Helvetica" w:hAnsi="Helvetica"/>
+            <w:color w:val="EE0000"/>
+            <w:sz w:val="15"/>
+            <w:szCs w:val="15"/>
+            <w:u w:val="none"/>
+          </w:rPr>
+          <w:t>Portfolio</w:t>
+        </w:r>
+      </w:hyperlink>
+      <w:r>
+        <w:rPr>
+          <w:rFonts w:ascii="Helvetica" w:hAnsi="Helvetica"/>
+          <w:color w:val="666666"/>
+          <w:sz w:val="15"/>
+          <w:szCs w:val="15"/>
+        </w:rPr>
+        <w:t xml:space="preserve"> |</w:t>
       </w:r>
       <w:r>
         <w:rPr>
@@ -111,7 +133,7 @@
         </w:rPr>
         <w:t xml:space="preserve"> </w:t>
       </w:r>
-      <w:hyperlink r:id="rId5" w:history="1">
+      <w:hyperlink r:id="rId6" w:history="1">
         <w:r>
           <w:rPr>
             <w:rStyle w:val="Hyperlink"/>
